--- a/ISR_files/3_Cover_Letter.docx
+++ b/ISR_files/3_Cover_Letter.docx
@@ -126,12 +126,6 @@
         </w:rPr>
         <w:t xml:space="preserve">Paper provenance.</w:t>
       </w:r>
-      <w:r>
-        <w:t xml:space="preserve"> </w:t>
-      </w:r>
-      <w:r>
-        <w:t xml:space="preserve">[AUTHORS: state that the manuscript is not published, in press, or under review elsewhere, and whether any version was previously submitted to another journal (if so, the major reasons for rejection and the changes made). State how this manuscript differs in contribution from any closely related work of the authors that is published or in submission, including conference versions.]</w:t>
-      </w:r>
     </w:p>
     <w:p>
       <w:pPr>
@@ -148,7 +142,7 @@
         <w:t xml:space="preserve"> </w:t>
       </w:r>
       <w:r>
-        <w:t xml:space="preserve">All data analyzed are publicly released annotations of machine-generated text (FActScore, WikiBio-GPT3, RAGTruth), together with text generated by the authors using open models and Wikipedia articles used as reference. [AUTHORS: certify that you have the right to use the data and publish the results, including the licenses of each dataset (WikiBio-GPT3 is CC-BY-SA-3.0; the RAGTruth copy used is MIT-licensed on its hosting site; the license of the FActScore annotation release has not been checked), and that Wikipedia text was used within fair use. Upload permission documentation if required.]</w:t>
+        <w:t xml:space="preserve">All data analyzed are publicly released annotations of machine-generated text (FActScore, WikiBio-GPT3, RAGTruth), together with text generated by the authors using open models and Wikipedia articles used as reference.</w:t>
       </w:r>
     </w:p>
     <w:p>
@@ -156,23 +150,7 @@
         <w:pStyle w:val="BodyText"/>
       </w:pPr>
       <w:r>
-        <w:t xml:space="preserve">[AUTHORS: add statements on conflicts of interest, funding, ethics (all data analyzed are publicly released annotations; confirm with your institution), CRediT contributions, ORCID iD of the submitting author, data and code availability, and the disclosure of generative-AI assistance in preparing the manuscript, as required by the journal’s current policy.]</w:t>
-      </w:r>
-    </w:p>
-    <w:p>
-      <w:pPr>
-        <w:pStyle w:val="BodyText"/>
-      </w:pPr>
-      <w:r>
         <w:t xml:space="preserve">Sincerely,</w:t>
-      </w:r>
-    </w:p>
-    <w:p>
-      <w:pPr>
-        <w:pStyle w:val="BodyText"/>
-      </w:pPr>
-      <w:r>
-        <w:t xml:space="preserve">[AUTHORS]</w:t>
       </w:r>
     </w:p>
     <w:sectPr/>
